--- a/report/车机协同数据模型与通信接口设计.docx
+++ b/report/车机协同数据模型与通信接口设计.docx
@@ -315,7 +315,7 @@
           <w:b w:val="0"/>
           <w:sz w:val="22"/>
         </w:rPr>
-        <w:t>【broker】mosquitto（101.37.242.91:1884）　—— 只转发，不决策</w:t>
+        <w:t>【broker】mosquitto（&lt;你的服务器IP&gt;:1884）　—— 只转发，不决策</w:t>
       </w:r>
     </w:p>
     <w:p>
@@ -3280,6 +3280,1235 @@
           <w:sz w:val="22"/>
         </w:rPr>
         <w:t>POST /api/cmd　　—— 下发指令（转成 MQTT 消息发给设备，由 hub.py 决策）</w:t>
+      </w:r>
+    </w:p>
+    <w:p>
+      <w:r>
+        <w:rPr>
+          <w:b/>
+          <w:sz w:val="24"/>
+        </w:rPr>
+        <w:t>十二、小车侧完整「指令 / 上报」一览（2026-10-10 逐条核对源码）</w:t>
+      </w:r>
+    </w:p>
+    <w:p>
+      <w:r>
+        <w:t>本节把小车端（mqtt_bridge_node.py）的全部上报事件与平台下发的全部指令逐条列出，用于论文通信协议章节与联调排错。命名规则：小车上报发到 cjy/car-01/report，平台指令发到 cjy/car-01/cmd；平台广播发到 cjy/broadcast（所有设备都订阅）。</w:t>
+      </w:r>
+    </w:p>
+    <w:p>
+      <w:r>
+        <w:rPr>
+          <w:b/>
+          <w:sz w:val="24"/>
+        </w:rPr>
+        <w:t>（一）小车 → 平台：共 11 种上报</w:t>
+      </w:r>
+    </w:p>
+    <w:tbl>
+      <w:tblPr>
+        <w:tblStyle w:val="TableGrid"/>
+        <w:tblW w:type="auto" w:w="0"/>
+        <w:tblLook w:firstColumn="1" w:firstRow="1" w:lastColumn="0" w:lastRow="0" w:noHBand="0" w:noVBand="1" w:val="04A0"/>
+      </w:tblPr>
+      <w:tblGrid>
+        <w:gridCol w:w="2436"/>
+        <w:gridCol w:w="2436"/>
+        <w:gridCol w:w="2436"/>
+        <w:gridCol w:w="2436"/>
+      </w:tblGrid>
+      <w:tr>
+        <w:tc>
+          <w:tcPr>
+            <w:tcW w:type="dxa" w:w="2436"/>
+          </w:tcPr>
+          <w:p>
+            <w:r>
+              <w:rPr>
+                <w:b/>
+                <w:sz w:val="18"/>
+              </w:rPr>
+              <w:t>event</w:t>
+            </w:r>
+          </w:p>
+        </w:tc>
+        <w:tc>
+          <w:tcPr>
+            <w:tcW w:type="dxa" w:w="2436"/>
+          </w:tcPr>
+          <w:p>
+            <w:r>
+              <w:rPr>
+                <w:b/>
+                <w:sz w:val="18"/>
+              </w:rPr>
+              <w:t>触发时机</w:t>
+            </w:r>
+          </w:p>
+        </w:tc>
+        <w:tc>
+          <w:tcPr>
+            <w:tcW w:type="dxa" w:w="2436"/>
+          </w:tcPr>
+          <w:p>
+            <w:r>
+              <w:rPr>
+                <w:b/>
+                <w:sz w:val="18"/>
+              </w:rPr>
+              <w:t>关键字段</w:t>
+            </w:r>
+          </w:p>
+        </w:tc>
+        <w:tc>
+          <w:tcPr>
+            <w:tcW w:type="dxa" w:w="2436"/>
+          </w:tcPr>
+          <w:p>
+            <w:r>
+              <w:rPr>
+                <w:b/>
+                <w:sz w:val="18"/>
+              </w:rPr>
+              <w:t>平台拿它做什么</w:t>
+            </w:r>
+          </w:p>
+        </w:tc>
+      </w:tr>
+      <w:tr>
+        <w:tc>
+          <w:tcPr>
+            <w:tcW w:type="dxa" w:w="2436"/>
+          </w:tcPr>
+          <w:p>
+            <w:r>
+              <w:rPr>
+                <w:sz w:val="18"/>
+              </w:rPr>
+              <w:t>position</w:t>
+            </w:r>
+          </w:p>
+        </w:tc>
+        <w:tc>
+          <w:tcPr>
+            <w:tcW w:type="dxa" w:w="2436"/>
+          </w:tcPr>
+          <w:p>
+            <w:r>
+              <w:rPr>
+                <w:sz w:val="18"/>
+              </w:rPr>
+              <w:t>每 10 秒（实时位置）</w:t>
+            </w:r>
+          </w:p>
+        </w:tc>
+        <w:tc>
+          <w:tcPr>
+            <w:tcW w:type="dxa" w:w="2436"/>
+          </w:tcPr>
+          <w:p>
+            <w:r>
+              <w:rPr>
+                <w:sz w:val="18"/>
+              </w:rPr>
+              <w:t>x, y, yaw（相对地图坐标）</w:t>
+            </w:r>
+          </w:p>
+        </w:tc>
+        <w:tc>
+          <w:tcPr>
+            <w:tcW w:type="dxa" w:w="2436"/>
+          </w:tcPr>
+          <w:p>
+            <w:r>
+              <w:rPr>
+                <w:sz w:val="18"/>
+              </w:rPr>
+              <w:t>在地图上画车的位置（quiet 上报，不刷日志）</w:t>
+            </w:r>
+          </w:p>
+        </w:tc>
+      </w:tr>
+      <w:tr>
+        <w:tc>
+          <w:tcPr>
+            <w:tcW w:type="dxa" w:w="2436"/>
+          </w:tcPr>
+          <w:p>
+            <w:r>
+              <w:rPr>
+                <w:sz w:val="18"/>
+              </w:rPr>
+              <w:t>battery</w:t>
+            </w:r>
+          </w:p>
+        </w:tc>
+        <w:tc>
+          <w:tcPr>
+            <w:tcW w:type="dxa" w:w="2436"/>
+          </w:tcPr>
+          <w:p>
+            <w:r>
+              <w:rPr>
+                <w:sz w:val="18"/>
+              </w:rPr>
+              <w:t>定期</w:t>
+            </w:r>
+          </w:p>
+        </w:tc>
+        <w:tc>
+          <w:tcPr>
+            <w:tcW w:type="dxa" w:w="2436"/>
+          </w:tcPr>
+          <w:p>
+            <w:r>
+              <w:rPr>
+                <w:sz w:val="18"/>
+              </w:rPr>
+              <w:t>percent, voltage, name</w:t>
+            </w:r>
+          </w:p>
+        </w:tc>
+        <w:tc>
+          <w:tcPr>
+            <w:tcW w:type="dxa" w:w="2436"/>
+          </w:tcPr>
+          <w:p>
+            <w:r>
+              <w:rPr>
+                <w:sz w:val="18"/>
+              </w:rPr>
+              <w:t>电量显示</w:t>
+            </w:r>
+          </w:p>
+        </w:tc>
+      </w:tr>
+      <w:tr>
+        <w:tc>
+          <w:tcPr>
+            <w:tcW w:type="dxa" w:w="2436"/>
+          </w:tcPr>
+          <w:p>
+            <w:r>
+              <w:rPr>
+                <w:sz w:val="18"/>
+              </w:rPr>
+              <w:t>idle</w:t>
+            </w:r>
+          </w:p>
+        </w:tc>
+        <w:tc>
+          <w:tcPr>
+            <w:tcW w:type="dxa" w:w="2436"/>
+          </w:tcPr>
+          <w:p>
+            <w:r>
+              <w:rPr>
+                <w:sz w:val="18"/>
+              </w:rPr>
+              <w:t>启动时 / 任务结束 / 回到待命点</w:t>
+            </w:r>
+          </w:p>
+        </w:tc>
+        <w:tc>
+          <w:tcPr>
+            <w:tcW w:type="dxa" w:w="2436"/>
+          </w:tcPr>
+          <w:p>
+            <w:r>
+              <w:rPr>
+                <w:sz w:val="18"/>
+              </w:rPr>
+              <w:t>note: bridge started / back_to_pick / back_home</w:t>
+            </w:r>
+          </w:p>
+        </w:tc>
+        <w:tc>
+          <w:tcPr>
+            <w:tcW w:type="dxa" w:w="2436"/>
+          </w:tcPr>
+          <w:p>
+            <w:r>
+              <w:rPr>
+                <w:sz w:val="18"/>
+              </w:rPr>
+              <w:t>告知平台“本车空闲”，可派新单</w:t>
+            </w:r>
+          </w:p>
+        </w:tc>
+      </w:tr>
+      <w:tr>
+        <w:tc>
+          <w:tcPr>
+            <w:tcW w:type="dxa" w:w="2436"/>
+          </w:tcPr>
+          <w:p>
+            <w:r>
+              <w:rPr>
+                <w:sz w:val="18"/>
+              </w:rPr>
+              <w:t>arrived</w:t>
+            </w:r>
+          </w:p>
+        </w:tc>
+        <w:tc>
+          <w:tcPr>
+            <w:tcW w:type="dxa" w:w="2436"/>
+          </w:tcPr>
+          <w:p>
+            <w:r>
+              <w:rPr>
+                <w:sz w:val="18"/>
+              </w:rPr>
+              <w:t>到达取货点</w:t>
+            </w:r>
+          </w:p>
+        </w:tc>
+        <w:tc>
+          <w:tcPr>
+            <w:tcW w:type="dxa" w:w="2436"/>
+          </w:tcPr>
+          <w:p>
+            <w:r>
+              <w:rPr>
+                <w:sz w:val="18"/>
+              </w:rPr>
+              <w:t>task_id, site</w:t>
+            </w:r>
+          </w:p>
+        </w:tc>
+        <w:tc>
+          <w:tcPr>
+            <w:tcW w:type="dxa" w:w="2436"/>
+          </w:tcPr>
+          <w:p>
+            <w:r>
+              <w:rPr>
+                <w:sz w:val="18"/>
+              </w:rPr>
+              <w:t>平台据此判断“车到了”，随后确认货是否入库</w:t>
+            </w:r>
+          </w:p>
+        </w:tc>
+      </w:tr>
+      <w:tr>
+        <w:tc>
+          <w:tcPr>
+            <w:tcW w:type="dxa" w:w="2436"/>
+          </w:tcPr>
+          <w:p>
+            <w:r>
+              <w:rPr>
+                <w:sz w:val="18"/>
+              </w:rPr>
+              <w:t>car_load</w:t>
+            </w:r>
+          </w:p>
+        </w:tc>
+        <w:tc>
+          <w:tcPr>
+            <w:tcW w:type="dxa" w:w="2436"/>
+          </w:tcPr>
+          <w:p>
+            <w:r>
+              <w:rPr>
+                <w:sz w:val="18"/>
+              </w:rPr>
+              <w:t>机械臂夹住货并收回后</w:t>
+            </w:r>
+          </w:p>
+        </w:tc>
+        <w:tc>
+          <w:tcPr>
+            <w:tcW w:type="dxa" w:w="2436"/>
+          </w:tcPr>
+          <w:p>
+            <w:r>
+              <w:rPr>
+                <w:sz w:val="18"/>
+              </w:rPr>
+              <w:t>task_id, slot, count, marker_id(读到的AR码), tracking_no</w:t>
+            </w:r>
+          </w:p>
+        </w:tc>
+        <w:tc>
+          <w:tcPr>
+            <w:tcW w:type="dxa" w:w="2436"/>
+          </w:tcPr>
+          <w:p>
+            <w:r>
+              <w:rPr>
+                <w:sz w:val="18"/>
+              </w:rPr>
+              <w:t>登记“货已装车”，并核对 AR 码是否与派单一致</w:t>
+            </w:r>
+          </w:p>
+        </w:tc>
+      </w:tr>
+      <w:tr>
+        <w:tc>
+          <w:tcPr>
+            <w:tcW w:type="dxa" w:w="2436"/>
+          </w:tcPr>
+          <w:p>
+            <w:r>
+              <w:rPr>
+                <w:sz w:val="18"/>
+              </w:rPr>
+              <w:t>pick_done</w:t>
+            </w:r>
+          </w:p>
+        </w:tc>
+        <w:tc>
+          <w:tcPr>
+            <w:tcW w:type="dxa" w:w="2436"/>
+          </w:tcPr>
+          <w:p>
+            <w:r>
+              <w:rPr>
+                <w:sz w:val="18"/>
+              </w:rPr>
+              <w:t>取货动作完成</w:t>
+            </w:r>
+          </w:p>
+        </w:tc>
+        <w:tc>
+          <w:tcPr>
+            <w:tcW w:type="dxa" w:w="2436"/>
+          </w:tcPr>
+          <w:p>
+            <w:r>
+              <w:rPr>
+                <w:sz w:val="18"/>
+              </w:rPr>
+              <w:t>task_id, slot, count</w:t>
+            </w:r>
+          </w:p>
+        </w:tc>
+        <w:tc>
+          <w:tcPr>
+            <w:tcW w:type="dxa" w:w="2436"/>
+          </w:tcPr>
+          <w:p>
+            <w:r>
+              <w:rPr>
+                <w:sz w:val="18"/>
+              </w:rPr>
+              <w:t>平台据此下发 deliver</w:t>
+            </w:r>
+          </w:p>
+        </w:tc>
+      </w:tr>
+      <w:tr>
+        <w:tc>
+          <w:tcPr>
+            <w:tcW w:type="dxa" w:w="2436"/>
+          </w:tcPr>
+          <w:p>
+            <w:r>
+              <w:rPr>
+                <w:sz w:val="18"/>
+              </w:rPr>
+              <w:t>car_depart</w:t>
+            </w:r>
+          </w:p>
+        </w:tc>
+        <w:tc>
+          <w:tcPr>
+            <w:tcW w:type="dxa" w:w="2436"/>
+          </w:tcPr>
+          <w:p>
+            <w:r>
+              <w:rPr>
+                <w:sz w:val="18"/>
+              </w:rPr>
+              <w:t>开始前往送达点</w:t>
+            </w:r>
+          </w:p>
+        </w:tc>
+        <w:tc>
+          <w:tcPr>
+            <w:tcW w:type="dxa" w:w="2436"/>
+          </w:tcPr>
+          <w:p>
+            <w:r>
+              <w:rPr>
+                <w:sz w:val="18"/>
+              </w:rPr>
+              <w:t>task_id</w:t>
+            </w:r>
+          </w:p>
+        </w:tc>
+        <w:tc>
+          <w:tcPr>
+            <w:tcW w:type="dxa" w:w="2436"/>
+          </w:tcPr>
+          <w:p>
+            <w:r>
+              <w:rPr>
+                <w:sz w:val="18"/>
+              </w:rPr>
+              <w:t>界面显示“校园配送中”</w:t>
+            </w:r>
+          </w:p>
+        </w:tc>
+      </w:tr>
+      <w:tr>
+        <w:tc>
+          <w:tcPr>
+            <w:tcW w:type="dxa" w:w="2436"/>
+          </w:tcPr>
+          <w:p>
+            <w:r>
+              <w:rPr>
+                <w:sz w:val="18"/>
+              </w:rPr>
+              <w:t>dst_arrive</w:t>
+            </w:r>
+          </w:p>
+        </w:tc>
+        <w:tc>
+          <w:tcPr>
+            <w:tcW w:type="dxa" w:w="2436"/>
+          </w:tcPr>
+          <w:p>
+            <w:r>
+              <w:rPr>
+                <w:sz w:val="18"/>
+              </w:rPr>
+              <w:t>到达送达点</w:t>
+            </w:r>
+          </w:p>
+        </w:tc>
+        <w:tc>
+          <w:tcPr>
+            <w:tcW w:type="dxa" w:w="2436"/>
+          </w:tcPr>
+          <w:p>
+            <w:r>
+              <w:rPr>
+                <w:sz w:val="18"/>
+              </w:rPr>
+              <w:t>task_id</w:t>
+            </w:r>
+          </w:p>
+        </w:tc>
+        <w:tc>
+          <w:tcPr>
+            <w:tcW w:type="dxa" w:w="2436"/>
+          </w:tcPr>
+          <w:p>
+            <w:r>
+              <w:rPr>
+                <w:sz w:val="18"/>
+              </w:rPr>
+              <w:t>记录送达点到达</w:t>
+            </w:r>
+          </w:p>
+        </w:tc>
+      </w:tr>
+      <w:tr>
+        <w:tc>
+          <w:tcPr>
+            <w:tcW w:type="dxa" w:w="2436"/>
+          </w:tcPr>
+          <w:p>
+            <w:r>
+              <w:rPr>
+                <w:sz w:val="18"/>
+              </w:rPr>
+              <w:t>shelf_place</w:t>
+            </w:r>
+          </w:p>
+        </w:tc>
+        <w:tc>
+          <w:tcPr>
+            <w:tcW w:type="dxa" w:w="2436"/>
+          </w:tcPr>
+          <w:p>
+            <w:r>
+              <w:rPr>
+                <w:sz w:val="18"/>
+              </w:rPr>
+              <w:t>把货放入配送点货柜后</w:t>
+            </w:r>
+          </w:p>
+        </w:tc>
+        <w:tc>
+          <w:tcPr>
+            <w:tcW w:type="dxa" w:w="2436"/>
+          </w:tcPr>
+          <w:p>
+            <w:r>
+              <w:rPr>
+                <w:sz w:val="18"/>
+              </w:rPr>
+              <w:t>task_id, dst, shelf_no</w:t>
+            </w:r>
+          </w:p>
+        </w:tc>
+        <w:tc>
+          <w:tcPr>
+            <w:tcW w:type="dxa" w:w="2436"/>
+          </w:tcPr>
+          <w:p>
+            <w:r>
+              <w:rPr>
+                <w:sz w:val="18"/>
+              </w:rPr>
+              <w:t>平台分配配送点货柜格、状态置 PLACED（可凭取件码自取）</w:t>
+            </w:r>
+          </w:p>
+        </w:tc>
+      </w:tr>
+      <w:tr>
+        <w:tc>
+          <w:tcPr>
+            <w:tcW w:type="dxa" w:w="2436"/>
+          </w:tcPr>
+          <w:p>
+            <w:r>
+              <w:rPr>
+                <w:sz w:val="18"/>
+              </w:rPr>
+              <w:t>delivered</w:t>
+            </w:r>
+          </w:p>
+        </w:tc>
+        <w:tc>
+          <w:tcPr>
+            <w:tcW w:type="dxa" w:w="2436"/>
+          </w:tcPr>
+          <w:p>
+            <w:r>
+              <w:rPr>
+                <w:sz w:val="18"/>
+              </w:rPr>
+              <w:t>放货完成</w:t>
+            </w:r>
+          </w:p>
+        </w:tc>
+        <w:tc>
+          <w:tcPr>
+            <w:tcW w:type="dxa" w:w="2436"/>
+          </w:tcPr>
+          <w:p>
+            <w:r>
+              <w:rPr>
+                <w:sz w:val="18"/>
+              </w:rPr>
+              <w:t>task_id</w:t>
+            </w:r>
+          </w:p>
+        </w:tc>
+        <w:tc>
+          <w:tcPr>
+            <w:tcW w:type="dxa" w:w="2436"/>
+          </w:tcPr>
+          <w:p>
+            <w:r>
+              <w:rPr>
+                <w:sz w:val="18"/>
+              </w:rPr>
+              <w:t>状态置“已送达”</w:t>
+            </w:r>
+          </w:p>
+        </w:tc>
+      </w:tr>
+      <w:tr>
+        <w:tc>
+          <w:tcPr>
+            <w:tcW w:type="dxa" w:w="2436"/>
+          </w:tcPr>
+          <w:p>
+            <w:r>
+              <w:rPr>
+                <w:sz w:val="18"/>
+              </w:rPr>
+              <w:t>exception</w:t>
+            </w:r>
+          </w:p>
+        </w:tc>
+        <w:tc>
+          <w:tcPr>
+            <w:tcW w:type="dxa" w:w="2436"/>
+          </w:tcPr>
+          <w:p>
+            <w:r>
+              <w:rPr>
+                <w:sz w:val="18"/>
+              </w:rPr>
+              <w:t>出现异常</w:t>
+            </w:r>
+          </w:p>
+        </w:tc>
+        <w:tc>
+          <w:tcPr>
+            <w:tcW w:type="dxa" w:w="2436"/>
+          </w:tcPr>
+          <w:p>
+            <w:r>
+              <w:rPr>
+                <w:sz w:val="18"/>
+              </w:rPr>
+              <w:t>reason：没读到AR码 / 导航失败 / 未知站点 / 抓取过程异常</w:t>
+            </w:r>
+          </w:p>
+        </w:tc>
+        <w:tc>
+          <w:tcPr>
+            <w:tcW w:type="dxa" w:w="2436"/>
+          </w:tcPr>
+          <w:p>
+            <w:r>
+              <w:rPr>
+                <w:sz w:val="18"/>
+              </w:rPr>
+              <w:t>平台告警并记事件（便于排错与人工处置）</w:t>
+            </w:r>
+          </w:p>
+        </w:tc>
+      </w:tr>
+    </w:tbl>
+    <w:p>
+      <w:r>
+        <w:rPr>
+          <w:b/>
+          <w:sz w:val="24"/>
+        </w:rPr>
+        <w:t>（二）平台 → 小车：共 5 种指令</w:t>
+      </w:r>
+    </w:p>
+    <w:tbl>
+      <w:tblPr>
+        <w:tblStyle w:val="TableGrid"/>
+        <w:tblW w:type="auto" w:w="0"/>
+        <w:tblLook w:firstColumn="1" w:firstRow="1" w:lastColumn="0" w:lastRow="0" w:noHBand="0" w:noVBand="1" w:val="04A0"/>
+      </w:tblPr>
+      <w:tblGrid>
+        <w:gridCol w:w="2436"/>
+        <w:gridCol w:w="2436"/>
+        <w:gridCol w:w="2436"/>
+        <w:gridCol w:w="2436"/>
+      </w:tblGrid>
+      <w:tr>
+        <w:tc>
+          <w:tcPr>
+            <w:tcW w:type="dxa" w:w="2436"/>
+          </w:tcPr>
+          <w:p>
+            <w:r>
+              <w:rPr>
+                <w:b/>
+                <w:sz w:val="18"/>
+              </w:rPr>
+              <w:t>cmd</w:t>
+            </w:r>
+          </w:p>
+        </w:tc>
+        <w:tc>
+          <w:tcPr>
+            <w:tcW w:type="dxa" w:w="2436"/>
+          </w:tcPr>
+          <w:p>
+            <w:r>
+              <w:rPr>
+                <w:b/>
+                <w:sz w:val="18"/>
+              </w:rPr>
+              <w:t>含义</w:t>
+            </w:r>
+          </w:p>
+        </w:tc>
+        <w:tc>
+          <w:tcPr>
+            <w:tcW w:type="dxa" w:w="2436"/>
+          </w:tcPr>
+          <w:p>
+            <w:r>
+              <w:rPr>
+                <w:b/>
+                <w:sz w:val="18"/>
+              </w:rPr>
+              <w:t>关键字段</w:t>
+            </w:r>
+          </w:p>
+        </w:tc>
+        <w:tc>
+          <w:tcPr>
+            <w:tcW w:type="dxa" w:w="2436"/>
+          </w:tcPr>
+          <w:p>
+            <w:r>
+              <w:rPr>
+                <w:b/>
+                <w:sz w:val="18"/>
+              </w:rPr>
+              <w:t>小车的行为</w:t>
+            </w:r>
+          </w:p>
+        </w:tc>
+      </w:tr>
+      <w:tr>
+        <w:tc>
+          <w:tcPr>
+            <w:tcW w:type="dxa" w:w="2436"/>
+          </w:tcPr>
+          <w:p>
+            <w:r>
+              <w:rPr>
+                <w:sz w:val="18"/>
+              </w:rPr>
+              <w:t>goto_pick</w:t>
+            </w:r>
+          </w:p>
+        </w:tc>
+        <w:tc>
+          <w:tcPr>
+            <w:tcW w:type="dxa" w:w="2436"/>
+          </w:tcPr>
+          <w:p>
+            <w:r>
+              <w:rPr>
+                <w:sz w:val="18"/>
+              </w:rPr>
+              <w:t>派单前往取货点</w:t>
+            </w:r>
+          </w:p>
+        </w:tc>
+        <w:tc>
+          <w:tcPr>
+            <w:tcW w:type="dxa" w:w="2436"/>
+          </w:tcPr>
+          <w:p>
+            <w:r>
+              <w:rPr>
+                <w:sz w:val="18"/>
+              </w:rPr>
+              <w:t>task_id, site, slot, count, dst, marker_id</w:t>
+            </w:r>
+          </w:p>
+        </w:tc>
+        <w:tc>
+          <w:tcPr>
+            <w:tcW w:type="dxa" w:w="2436"/>
+          </w:tcPr>
+          <w:p>
+            <w:r>
+              <w:rPr>
+                <w:sz w:val="18"/>
+              </w:rPr>
+              <w:t>导航到取货点；到位后上报 arrived，然后静待 pick</w:t>
+            </w:r>
+          </w:p>
+        </w:tc>
+      </w:tr>
+      <w:tr>
+        <w:tc>
+          <w:tcPr>
+            <w:tcW w:type="dxa" w:w="2436"/>
+          </w:tcPr>
+          <w:p>
+            <w:r>
+              <w:rPr>
+                <w:sz w:val="18"/>
+              </w:rPr>
+              <w:t>wait</w:t>
+            </w:r>
+          </w:p>
+        </w:tc>
+        <w:tc>
+          <w:tcPr>
+            <w:tcW w:type="dxa" w:w="2436"/>
+          </w:tcPr>
+          <w:p>
+            <w:r>
+              <w:rPr>
+                <w:sz w:val="18"/>
+              </w:rPr>
+              <w:t>货尚未入库，原地等待</w:t>
+            </w:r>
+          </w:p>
+        </w:tc>
+        <w:tc>
+          <w:tcPr>
+            <w:tcW w:type="dxa" w:w="2436"/>
+          </w:tcPr>
+          <w:p>
+            <w:r>
+              <w:rPr>
+                <w:sz w:val="18"/>
+              </w:rPr>
+              <w:t>site 或 task_id, reason</w:t>
+            </w:r>
+          </w:p>
+        </w:tc>
+        <w:tc>
+          <w:tcPr>
+            <w:tcW w:type="dxa" w:w="2436"/>
+          </w:tcPr>
+          <w:p>
+            <w:r>
+              <w:rPr>
+                <w:sz w:val="18"/>
+              </w:rPr>
+              <w:t>只记日志、不动机械臂（避免抓空）</w:t>
+            </w:r>
+          </w:p>
+        </w:tc>
+      </w:tr>
+      <w:tr>
+        <w:tc>
+          <w:tcPr>
+            <w:tcW w:type="dxa" w:w="2436"/>
+          </w:tcPr>
+          <w:p>
+            <w:r>
+              <w:rPr>
+                <w:sz w:val="18"/>
+              </w:rPr>
+              <w:t>pick</w:t>
+            </w:r>
+          </w:p>
+        </w:tc>
+        <w:tc>
+          <w:tcPr>
+            <w:tcW w:type="dxa" w:w="2436"/>
+          </w:tcPr>
+          <w:p>
+            <w:r>
+              <w:rPr>
+                <w:sz w:val="18"/>
+              </w:rPr>
+              <w:t>货已入库，开始抓取</w:t>
+            </w:r>
+          </w:p>
+        </w:tc>
+        <w:tc>
+          <w:tcPr>
+            <w:tcW w:type="dxa" w:w="2436"/>
+          </w:tcPr>
+          <w:p>
+            <w:r>
+              <w:rPr>
+                <w:sz w:val="18"/>
+              </w:rPr>
+              <w:t>task_id, slot</w:t>
+            </w:r>
+          </w:p>
+        </w:tc>
+        <w:tc>
+          <w:tcPr>
+            <w:tcW w:type="dxa" w:w="2436"/>
+          </w:tcPr>
+          <w:p>
+            <w:r>
+              <w:rPr>
+                <w:sz w:val="18"/>
+              </w:rPr>
+              <w:t>机械臂：init→sentry→等AR码→校验→init→grap→合爪→init（夹住）</w:t>
+            </w:r>
+          </w:p>
+        </w:tc>
+      </w:tr>
+      <w:tr>
+        <w:tc>
+          <w:tcPr>
+            <w:tcW w:type="dxa" w:w="2436"/>
+          </w:tcPr>
+          <w:p>
+            <w:r>
+              <w:rPr>
+                <w:sz w:val="18"/>
+              </w:rPr>
+              <w:t>deliver</w:t>
+            </w:r>
+          </w:p>
+        </w:tc>
+        <w:tc>
+          <w:tcPr>
+            <w:tcW w:type="dxa" w:w="2436"/>
+          </w:tcPr>
+          <w:p>
+            <w:r>
+              <w:rPr>
+                <w:sz w:val="18"/>
+              </w:rPr>
+              <w:t>取完，前往送达点</w:t>
+            </w:r>
+          </w:p>
+        </w:tc>
+        <w:tc>
+          <w:tcPr>
+            <w:tcW w:type="dxa" w:w="2436"/>
+          </w:tcPr>
+          <w:p>
+            <w:r>
+              <w:rPr>
+                <w:sz w:val="18"/>
+              </w:rPr>
+              <w:t>task_id, count, dst</w:t>
+            </w:r>
+          </w:p>
+        </w:tc>
+        <w:tc>
+          <w:tcPr>
+            <w:tcW w:type="dxa" w:w="2436"/>
+          </w:tcPr>
+          <w:p>
+            <w:r>
+              <w:rPr>
+                <w:sz w:val="18"/>
+              </w:rPr>
+              <w:t>导航到送达点→摆 grap→松爪→回 init，上报 shelf_place/delivered</w:t>
+            </w:r>
+          </w:p>
+        </w:tc>
+      </w:tr>
+      <w:tr>
+        <w:tc>
+          <w:tcPr>
+            <w:tcW w:type="dxa" w:w="2436"/>
+          </w:tcPr>
+          <w:p>
+            <w:r>
+              <w:rPr>
+                <w:sz w:val="18"/>
+              </w:rPr>
+              <w:t>go_home</w:t>
+            </w:r>
+          </w:p>
+        </w:tc>
+        <w:tc>
+          <w:tcPr>
+            <w:tcW w:type="dxa" w:w="2436"/>
+          </w:tcPr>
+          <w:p>
+            <w:r>
+              <w:rPr>
+                <w:sz w:val="18"/>
+              </w:rPr>
+              <w:t>返回起始点（网页手动操作发）</w:t>
+            </w:r>
+          </w:p>
+        </w:tc>
+        <w:tc>
+          <w:tcPr>
+            <w:tcW w:type="dxa" w:w="2436"/>
+          </w:tcPr>
+          <w:p>
+            <w:r>
+              <w:rPr>
+                <w:sz w:val="18"/>
+              </w:rPr>
+              <w:t>x, y, yaw（可选；不给则用 HOME_POS）</w:t>
+            </w:r>
+          </w:p>
+        </w:tc>
+        <w:tc>
+          <w:tcPr>
+            <w:tcW w:type="dxa" w:w="2436"/>
+          </w:tcPr>
+          <w:p>
+            <w:r>
+              <w:rPr>
+                <w:sz w:val="18"/>
+              </w:rPr>
+              <w:t>导航回起点并上报 idle(note=back_home)</w:t>
+            </w:r>
+          </w:p>
+        </w:tc>
+      </w:tr>
+    </w:tbl>
+    <w:p>
+      <w:r>
+        <w:t>说明：网页【小车手动操作】的下拉里还有 goto_deliver（派车送达）与 start（唤醒小车）；其中 goto_deliver 与 deliver 动作相同，已在小车端合并处理（2026-10-10 修正）。</w:t>
+      </w:r>
+    </w:p>
+    <w:p>
+      <w:r>
+        <w:rPr>
+          <w:b/>
+          <w:sz w:val="24"/>
+        </w:rPr>
+        <w:t>（三）一次完整任务的消息时序（实测）</w:t>
+      </w:r>
+    </w:p>
+    <w:p>
+      <w:r>
+        <w:rPr>
+          <w:rFonts w:ascii="Consolas" w:hAnsi="Consolas"/>
+          <w:sz w:val="17"/>
+        </w:rPr>
+        <w:t>小车（终端6）                                  平台</w:t>
+      </w:r>
+    </w:p>
+    <w:p>
+      <w:r>
+        <w:rPr>
+          <w:rFonts w:ascii="Consolas" w:hAnsi="Consolas"/>
+          <w:sz w:val="17"/>
+        </w:rPr>
+        <w:t>① idle(note=bridge started) ───────────────► 平台得知车在线</w:t>
+      </w:r>
+    </w:p>
+    <w:p>
+      <w:r>
+        <w:rPr>
+          <w:rFonts w:ascii="Consolas" w:hAnsi="Consolas"/>
+          <w:sz w:val="17"/>
+        </w:rPr>
+        <w:t>◄──────── ② goto_pick(task_id, site, slot, dst, marker_id)</w:t>
+      </w:r>
+    </w:p>
+    <w:p>
+      <w:r>
+        <w:rPr>
+          <w:rFonts w:ascii="Consolas" w:hAnsi="Consolas"/>
+          <w:sz w:val="17"/>
+        </w:rPr>
+        <w:t>③ 导航至取货点</w:t>
+      </w:r>
+    </w:p>
+    <w:p>
+      <w:r>
+        <w:rPr>
+          <w:rFonts w:ascii="Consolas" w:hAnsi="Consolas"/>
+          <w:sz w:val="17"/>
+        </w:rPr>
+        <w:t>④ arrived ────────────────────────────────► 平台确认“货是否已入库”</w:t>
+      </w:r>
+    </w:p>
+    <w:p>
+      <w:r>
+        <w:rPr>
+          <w:rFonts w:ascii="Consolas" w:hAnsi="Consolas"/>
+          <w:sz w:val="17"/>
+        </w:rPr>
+        <w:t>◄──────── ⑤ pick（货已入库，允许抓取）</w:t>
+      </w:r>
+    </w:p>
+    <w:p>
+      <w:r>
+        <w:rPr>
+          <w:rFonts w:ascii="Consolas" w:hAnsi="Consolas"/>
+          <w:sz w:val="17"/>
+        </w:rPr>
+        <w:t>⑥ 机械臂：init→sentry→等AR码(≤120s)→校验★marker_id→init→grap→合爪(135)→init</w:t>
+      </w:r>
+    </w:p>
+    <w:p>
+      <w:r>
+        <w:rPr>
+          <w:rFonts w:ascii="Consolas" w:hAnsi="Consolas"/>
+          <w:sz w:val="17"/>
+        </w:rPr>
+        <w:t>⑦ car_load(marker_id=读到的码号) ──────────► 平台登记装车并核对码号</w:t>
+      </w:r>
+    </w:p>
+    <w:p>
+      <w:r>
+        <w:rPr>
+          <w:rFonts w:ascii="Consolas" w:hAnsi="Consolas"/>
+          <w:sz w:val="17"/>
+        </w:rPr>
+        <w:t>⑧ pick_done ──────────────────────────────►</w:t>
+      </w:r>
+    </w:p>
+    <w:p>
+      <w:r>
+        <w:rPr>
+          <w:rFonts w:ascii="Consolas" w:hAnsi="Consolas"/>
+          <w:sz w:val="17"/>
+        </w:rPr>
+        <w:t>◄──────── ⑨ deliver(task_id, dst)</w:t>
+      </w:r>
+    </w:p>
+    <w:p>
+      <w:r>
+        <w:rPr>
+          <w:rFonts w:ascii="Consolas" w:hAnsi="Consolas"/>
+          <w:sz w:val="17"/>
+        </w:rPr>
+        <w:t>⑩ car_depart ─────────────────────────────► 界面显示“配送中”</w:t>
+      </w:r>
+    </w:p>
+    <w:p>
+      <w:r>
+        <w:rPr>
+          <w:rFonts w:ascii="Consolas" w:hAnsi="Consolas"/>
+          <w:sz w:val="17"/>
+        </w:rPr>
+        <w:t>⑪ 导航至送达点</w:t>
+      </w:r>
+    </w:p>
+    <w:p>
+      <w:r>
+        <w:rPr>
+          <w:rFonts w:ascii="Consolas" w:hAnsi="Consolas"/>
+          <w:sz w:val="17"/>
+        </w:rPr>
+        <w:t>⑫ dst_arrive ─────────────────────────────►</w:t>
+      </w:r>
+    </w:p>
+    <w:p>
+      <w:r>
+        <w:rPr>
+          <w:rFonts w:ascii="Consolas" w:hAnsi="Consolas"/>
+          <w:sz w:val="17"/>
+        </w:rPr>
+        <w:t>⑬ 机械臂：grap(夹爪保持)→松爪(30)→init</w:t>
+      </w:r>
+    </w:p>
+    <w:p>
+      <w:r>
+        <w:rPr>
+          <w:rFonts w:ascii="Consolas" w:hAnsi="Consolas"/>
+          <w:sz w:val="17"/>
+        </w:rPr>
+        <w:t>⑭ shelf_place ────────────────────────────► 平台分配配送点货柜→置 PLACED</w:t>
+      </w:r>
+    </w:p>
+    <w:p>
+      <w:r>
+        <w:rPr>
+          <w:rFonts w:ascii="Consolas" w:hAnsi="Consolas"/>
+          <w:sz w:val="17"/>
+        </w:rPr>
+        <w:t>⑮ delivered / idle ───────────────────────► 平台置“已送达”，车可接下一单</w:t>
+      </w:r>
+    </w:p>
+    <w:p>
+      <w:r>
+        <w:rPr>
+          <w:rFonts w:ascii="Consolas" w:hAnsi="Consolas"/>
+          <w:sz w:val="17"/>
+        </w:rPr>
+        <w:t>⑯ 自动返回取货点待命（本地行为，无需平台下指令）→ idle(note=back_to_pick)</w:t>
+      </w:r>
+    </w:p>
+    <w:p>
+      <w:r>
+        <w:rPr>
+          <w:b/>
+          <w:sz w:val="24"/>
+        </w:rPr>
+        <w:t>（四）三个关键设计点（答辩可讲）</w:t>
+      </w:r>
+    </w:p>
+    <w:p>
+      <w:r>
+        <w:t>1. 派单带 AR 码号（marker_id）—— 小车抓取前必须核对读到的码号，不一致则不抓并上报 exception（防调包 / 防放错货架）。</w:t>
+      </w:r>
+    </w:p>
+    <w:p>
+      <w:r>
+        <w:t>2. 到达取货点后不立即抓取 —— 等平台发 pick（确认货确实在架上）才动机械臂，避免“抓空气”与白跑。</w:t>
+      </w:r>
+    </w:p>
+    <w:p>
+      <w:r>
+        <w:t>3. 放入货柜后由平台分配配送点货柜格 —— 包裹从“取货中转货架”改挂到“目的地配送点货柜”，用户凭取件码自取；这一步同时释放中转货架，避免平台误判货架仍有货而反复派单。</w:t>
       </w:r>
     </w:p>
     <w:sectPr>
